--- a/SWI/205-Chemical-Testwork/MM-4034-033-OR-03-SWI-PRO-MET-205-017-Preparation-of-Standard-and-Working-Solutions-RevA.docx
+++ b/SWI/205-Chemical-Testwork/MM-4034-033-OR-03-SWI-PRO-MET-205-017-Preparation-of-Standard-and-Working-Solutions-RevA.docx
@@ -602,6 +602,60 @@
       <w:pPr>
         <w:spacing w:after="100" w:before="0" w:line="245"/>
       </w:pPr>
+    </w:p>
+    <w:tbl>
+      <w:tblPr>
+        <w:tblW w:type="dxa" w:w="9026"/>
+        <w:tblBorders>
+          <w:left w:val="single" w:color="B7791F" w:sz="18"/>
+        </w:tblBorders>
+        <w:tblCellMar>
+          <w:top w:type="dxa" w:w="90"/>
+          <w:left w:type="dxa" w:w="150"/>
+          <w:bottom w:type="dxa" w:w="90"/>
+          <w:right w:type="dxa" w:w="120"/>
+        </w:tblCellMar>
+      </w:tblPr>
+      <w:tblGrid>
+        <w:gridCol w:w="9026"/>
+      </w:tblGrid>
+      <w:tr>
+        <w:tc>
+          <w:tcPr>
+            <w:tcW w:type="dxa" w:w="9026"/>
+            <w:shd w:val="clear" w:color="auto" w:fill="FFF4D6"/>
+          </w:tcPr>
+          <w:p>
+            <w:pPr>
+              <w:spacing w:after="0" w:before="0" w:line="245"/>
+            </w:pPr>
+            <w:r>
+              <w:rPr>
+                <w:rFonts w:ascii="Calibri" w:cs="Calibri" w:eastAsia="Calibri" w:hAnsi="Calibri"/>
+                <w:b/>
+                <w:bCs/>
+                <w:color w:val="7A4B00"/>
+                <w:sz w:val="17"/>
+                <w:szCs w:val="17"/>
+              </w:rPr>
+              <w:t xml:space="preserve">DRAFT FOR REVIEW. Martabe work instruction 'Testwork QC Expired Reagent' (28/03/2025) added as Section 6 Part B. It allows an out-of-date indicator or desiccant to be re-qualified, which differs from Part A step 2. Not approved until the policy is accepted and reviewed. JSEA JSEA-PRO-MET-205-017 must be checked.</w:t>
+            </w:r>
+          </w:p>
+        </w:tc>
+      </w:tr>
+    </w:tbl>
+    <w:p>
+      <w:pPr>
+        <w:spacing w:after="60" w:before="0" w:line="245"/>
+      </w:pPr>
+      <w:r>
+        <w:rPr>
+          <w:rFonts w:ascii="Calibri" w:cs="Calibri" w:eastAsia="Calibri" w:hAnsi="Calibri"/>
+          <w:sz w:val="17"/>
+          <w:szCs w:val="17"/>
+        </w:rPr>
+        <w:t xml:space="preserve"/>
+      </w:r>
     </w:p>
     <w:p>
       <w:pPr>
@@ -1385,6 +1439,56 @@
           </w:p>
         </w:tc>
       </w:tr>
+      <w:tr>
+        <w:tc>
+          <w:tcPr>
+            <w:tcW w:type="dxa" w:w="2900"/>
+            <w:tcMar>
+              <w:top w:type="dxa" w:w="55"/>
+              <w:left w:type="dxa" w:w="85"/>
+              <w:bottom w:type="dxa" w:w="55"/>
+              <w:right w:type="dxa" w:w="85"/>
+            </w:tcMar>
+          </w:tcPr>
+          <w:p>
+            <w:pPr>
+              <w:spacing w:after="0" w:line="235"/>
+            </w:pPr>
+            <w:r>
+              <w:rPr>
+                <w:rFonts w:ascii="Calibri" w:cs="Calibri" w:eastAsia="Calibri" w:hAnsi="Calibri"/>
+                <w:sz w:val="16"/>
+                <w:szCs w:val="16"/>
+              </w:rPr>
+              <w:t xml:space="preserve">[JSEA to confirm] 96 per cent ethanol (flammable) near the drying oven, and dilute acid and alkali used for indicator checks</w:t>
+            </w:r>
+          </w:p>
+        </w:tc>
+        <w:tc>
+          <w:tcPr>
+            <w:tcW w:type="dxa" w:w="6126"/>
+            <w:tcMar>
+              <w:top w:type="dxa" w:w="55"/>
+              <w:left w:type="dxa" w:w="85"/>
+              <w:bottom w:type="dxa" w:w="55"/>
+              <w:right w:type="dxa" w:w="85"/>
+            </w:tcMar>
+          </w:tcPr>
+          <w:p>
+            <w:pPr>
+              <w:spacing w:after="0" w:line="235"/>
+            </w:pPr>
+            <w:r>
+              <w:rPr>
+                <w:rFonts w:ascii="Calibri" w:cs="Calibri" w:eastAsia="Calibri" w:hAnsi="Calibri"/>
+                <w:sz w:val="16"/>
+                <w:szCs w:val="16"/>
+              </w:rPr>
+              <w:t xml:space="preserve">Ethanol used in small volumes in the fume cupboard, away from the oven and ignition sources, container closed after use. Dilute acid and alkali handled with splash goggles and chemical-resistant gloves. Waste to the correct stream.</w:t>
+            </w:r>
+          </w:p>
+        </w:tc>
+      </w:tr>
     </w:tbl>
     <w:p>
       <w:pPr>
@@ -1936,6 +2040,24 @@
     </w:p>
     <w:p>
       <w:pPr>
+        <w:pStyle w:val="ListParagraph"/>
+        <w:numPr>
+          <w:ilvl w:val="0"/>
+          <w:numId w:val="1"/>
+        </w:numPr>
+        <w:spacing w:after="60" w:line="245"/>
+      </w:pPr>
+      <w:r>
+        <w:rPr>
+          <w:rFonts w:ascii="Calibri" w:cs="Calibri" w:eastAsia="Calibri" w:hAnsi="Calibri"/>
+          <w:sz w:val="17"/>
+          <w:szCs w:val="17"/>
+        </w:rPr>
+        <w:t xml:space="preserve">[M] Drying oven, 96 per cent ethanol, diluted NaOH, diluted HCl or H2SO4, phenolphthalein powder, silica gel</w:t>
+      </w:r>
+    </w:p>
+    <w:p>
+      <w:pPr>
         <w:pStyle w:val="Heading1"/>
         <w:spacing w:after="120" w:before="260"/>
       </w:pPr>
@@ -1953,6 +2075,23 @@
     </w:p>
     <w:p>
       <w:pPr>
+        <w:spacing w:after="90" w:before="180" w:line="245"/>
+        <w:keepNext/>
+      </w:pPr>
+      <w:r>
+        <w:rPr>
+          <w:rFonts w:ascii="Calibri" w:cs="Calibri" w:eastAsia="Calibri" w:hAnsi="Calibri"/>
+          <w:b/>
+          <w:bCs/>
+          <w:color w:val="1F3864"/>
+          <w:sz w:val="19"/>
+          <w:szCs w:val="19"/>
+        </w:rPr>
+        <w:t xml:space="preserve">Part A - Preparing standard and working solutions</w:t>
+      </w:r>
+    </w:p>
+    <w:p>
+      <w:pPr>
         <w:ind w:left="280"/>
         <w:spacing w:after="50" w:before="0" w:line="245"/>
       </w:pPr>
@@ -2141,6 +2280,342 @@
           <w:szCs w:val="17"/>
         </w:rPr>
         <w:t xml:space="preserve">  Record the preparation in the solution register and re-standardise at the set interval.</w:t>
+      </w:r>
+    </w:p>
+    <w:p>
+      <w:pPr>
+        <w:spacing w:after="90" w:before="180" w:line="245"/>
+        <w:keepNext/>
+      </w:pPr>
+      <w:r>
+        <w:rPr>
+          <w:rFonts w:ascii="Calibri" w:cs="Calibri" w:eastAsia="Calibri" w:hAnsi="Calibri"/>
+          <w:b/>
+          <w:bCs/>
+          <w:color w:val="1F3864"/>
+          <w:sz w:val="19"/>
+          <w:szCs w:val="19"/>
+        </w:rPr>
+        <w:t xml:space="preserve">Part B - Re-qualifying expired phenolphthalein and silica gel [M]</w:t>
+      </w:r>
+    </w:p>
+    <w:p>
+      <w:pPr>
+        <w:spacing w:after="60" w:before="0" w:line="245"/>
+      </w:pPr>
+      <w:r>
+        <w:rPr>
+          <w:rFonts w:ascii="Calibri" w:cs="Calibri" w:eastAsia="Calibri" w:hAnsi="Calibri"/>
+          <w:sz w:val="17"/>
+          <w:szCs w:val="17"/>
+        </w:rPr>
+        <w:t xml:space="preserve">[M] = taken from the Martabe team work instruction "Testwork QC Expired Reagent" (28/03/2025). [CONFIRM] = unspecified or inconsistent in the source; resolve before this instruction is approved for use. Part A (original steps) is unchanged.</w:t>
+      </w:r>
+    </w:p>
+    <w:p>
+      <w:pPr>
+        <w:spacing w:after="60" w:before="0" w:line="245"/>
+      </w:pPr>
+      <w:r>
+        <w:rPr>
+          <w:rFonts w:ascii="Calibri" w:cs="Calibri" w:eastAsia="Calibri" w:hAnsi="Calibri"/>
+          <w:b/>
+          <w:sz w:val="17"/>
+          <w:szCs w:val="17"/>
+        </w:rPr>
+        <w:t xml:space="preserve">Purpose [M]: find out whether an expired reagent can still be used. Policy point: Part A step 2 says only in-date reagents are used. Part B re-qualifies two items only, phenolphthalein indicator and silica gel. It must NOT be applied to standards, primary reagents or cyanide. [CONFIRM] approval of this policy by the Metallurgy Superintendent; the related Martabe system is DOC-IV-MET-CHH-SOP-00039 Metallurgy Reagent Lifetime Management System (not received).</w:t>
+      </w:r>
+    </w:p>
+    <w:p>
+      <w:pPr>
+        <w:spacing w:after="60" w:before="0" w:line="245"/>
+      </w:pPr>
+      <w:r>
+        <w:rPr>
+          <w:rFonts w:ascii="Calibri" w:cs="Calibri" w:eastAsia="Calibri" w:hAnsi="Calibri"/>
+          <w:b/>
+          <w:sz w:val="17"/>
+          <w:szCs w:val="17"/>
+        </w:rPr>
+        <w:t xml:space="preserve">Phenolphthalein [M]</w:t>
+      </w:r>
+    </w:p>
+    <w:p>
+      <w:pPr>
+        <w:ind w:left="280"/>
+        <w:spacing w:after="50" w:before="0" w:line="245"/>
+      </w:pPr>
+      <w:r>
+        <w:rPr>
+          <w:rFonts w:ascii="Calibri" w:cs="Calibri" w:eastAsia="Calibri" w:hAnsi="Calibri"/>
+          <w:b/>
+          <w:bCs/>
+          <w:sz w:val="17"/>
+          <w:szCs w:val="17"/>
+        </w:rPr>
+        <w:t xml:space="preserve">9.</w:t>
+      </w:r>
+      <w:r>
+        <w:rPr>
+          <w:rFonts w:ascii="Calibri" w:cs="Calibri" w:eastAsia="Calibri" w:hAnsi="Calibri"/>
+          <w:sz w:val="17"/>
+          <w:szCs w:val="17"/>
+        </w:rPr>
+        <w:t xml:space="preserve">  Inspect it visually. It stays usable if it is not cloudy and has no deposit.</w:t>
+      </w:r>
+    </w:p>
+    <w:p>
+      <w:pPr>
+        <w:ind w:left="280"/>
+        <w:spacing w:after="50" w:before="0" w:line="245"/>
+      </w:pPr>
+      <w:r>
+        <w:rPr>
+          <w:rFonts w:ascii="Calibri" w:cs="Calibri" w:eastAsia="Calibri" w:hAnsi="Calibri"/>
+          <w:b/>
+          <w:bCs/>
+          <w:sz w:val="17"/>
+          <w:szCs w:val="17"/>
+        </w:rPr>
+        <w:t xml:space="preserve">10.</w:t>
+      </w:r>
+      <w:r>
+        <w:rPr>
+          <w:rFonts w:ascii="Calibri" w:cs="Calibri" w:eastAsia="Calibri" w:hAnsi="Calibri"/>
+          <w:sz w:val="17"/>
+          <w:szCs w:val="17"/>
+        </w:rPr>
+        <w:t xml:space="preserve">  Dissolve a little phenolphthalein powder in 96 per cent ethanol. Usable phenolphthalein dissolves completely. Keep ethanol away from the oven and any ignition source.</w:t>
+      </w:r>
+    </w:p>
+    <w:p>
+      <w:pPr>
+        <w:ind w:left="280"/>
+        <w:spacing w:after="50" w:before="0" w:line="245"/>
+      </w:pPr>
+      <w:r>
+        <w:rPr>
+          <w:rFonts w:ascii="Calibri" w:cs="Calibri" w:eastAsia="Calibri" w:hAnsi="Calibri"/>
+          <w:b/>
+          <w:bCs/>
+          <w:sz w:val="17"/>
+          <w:szCs w:val="17"/>
+        </w:rPr>
+        <w:t xml:space="preserve">11.</w:t>
+      </w:r>
+      <w:r>
+        <w:rPr>
+          <w:rFonts w:ascii="Calibri" w:cs="Calibri" w:eastAsia="Calibri" w:hAnsi="Calibri"/>
+          <w:sz w:val="17"/>
+          <w:szCs w:val="17"/>
+        </w:rPr>
+        <w:t xml:space="preserve">  Make up the indicator solution (SOP-0050 phenolphthalein indicator).</w:t>
+      </w:r>
+    </w:p>
+    <w:p>
+      <w:pPr>
+        <w:ind w:left="280"/>
+        <w:spacing w:after="50" w:before="0" w:line="245"/>
+      </w:pPr>
+      <w:r>
+        <w:rPr>
+          <w:rFonts w:ascii="Calibri" w:cs="Calibri" w:eastAsia="Calibri" w:hAnsi="Calibri"/>
+          <w:b/>
+          <w:bCs/>
+          <w:sz w:val="17"/>
+          <w:szCs w:val="17"/>
+        </w:rPr>
+        <w:t xml:space="preserve">12.</w:t>
+      </w:r>
+      <w:r>
+        <w:rPr>
+          <w:rFonts w:ascii="Calibri" w:cs="Calibri" w:eastAsia="Calibri" w:hAnsi="Calibri"/>
+          <w:sz w:val="17"/>
+          <w:szCs w:val="17"/>
+        </w:rPr>
+        <w:t xml:space="preserve">  Add 2 to 3 drops of the indicator solution to diluted NaOH. It is usable only if the solution turns pink.</w:t>
+      </w:r>
+    </w:p>
+    <w:p>
+      <w:pPr>
+        <w:ind w:left="280"/>
+        <w:spacing w:after="50" w:before="0" w:line="245"/>
+      </w:pPr>
+      <w:r>
+        <w:rPr>
+          <w:rFonts w:ascii="Calibri" w:cs="Calibri" w:eastAsia="Calibri" w:hAnsi="Calibri"/>
+          <w:b/>
+          <w:bCs/>
+          <w:sz w:val="17"/>
+          <w:szCs w:val="17"/>
+        </w:rPr>
+        <w:t xml:space="preserve">13.</w:t>
+      </w:r>
+      <w:r>
+        <w:rPr>
+          <w:rFonts w:ascii="Calibri" w:cs="Calibri" w:eastAsia="Calibri" w:hAnsi="Calibri"/>
+          <w:sz w:val="17"/>
+          <w:szCs w:val="17"/>
+        </w:rPr>
+        <w:t xml:space="preserve">  Add 2 to 3 drops to diluted HCl or H2SO4. It is usable only if the solution is clear (colourless).</w:t>
+      </w:r>
+    </w:p>
+    <w:p>
+      <w:pPr>
+        <w:ind w:left="280"/>
+        <w:spacing w:after="50" w:before="0" w:line="245"/>
+      </w:pPr>
+      <w:r>
+        <w:rPr>
+          <w:rFonts w:ascii="Calibri" w:cs="Calibri" w:eastAsia="Calibri" w:hAnsi="Calibri"/>
+          <w:b/>
+          <w:bCs/>
+          <w:sz w:val="17"/>
+          <w:szCs w:val="17"/>
+        </w:rPr>
+        <w:t xml:space="preserve">14.</w:t>
+      </w:r>
+      <w:r>
+        <w:rPr>
+          <w:rFonts w:ascii="Calibri" w:cs="Calibri" w:eastAsia="Calibri" w:hAnsi="Calibri"/>
+          <w:sz w:val="17"/>
+          <w:szCs w:val="17"/>
+        </w:rPr>
+        <w:t xml:space="preserve">  If any one of these tests fails, discard the phenolphthalein.</w:t>
+      </w:r>
+    </w:p>
+    <w:p>
+      <w:pPr>
+        <w:ind w:left="280"/>
+        <w:spacing w:after="50" w:before="0" w:line="245"/>
+      </w:pPr>
+      <w:r>
+        <w:rPr>
+          <w:rFonts w:ascii="Calibri" w:cs="Calibri" w:eastAsia="Calibri" w:hAnsi="Calibri"/>
+          <w:b/>
+          <w:bCs/>
+          <w:sz w:val="17"/>
+          <w:szCs w:val="17"/>
+        </w:rPr>
+        <w:t xml:space="preserve">15.</w:t>
+      </w:r>
+      <w:r>
+        <w:rPr>
+          <w:rFonts w:ascii="Calibri" w:cs="Calibri" w:eastAsia="Calibri" w:hAnsi="Calibri"/>
+          <w:sz w:val="17"/>
+          <w:szCs w:val="17"/>
+        </w:rPr>
+        <w:t xml:space="preserve">  If all tests pass, record the test date and the new expiry date, 1 year after the test.</w:t>
+      </w:r>
+    </w:p>
+    <w:p>
+      <w:pPr>
+        <w:spacing w:after="60" w:before="0" w:line="245"/>
+      </w:pPr>
+      <w:r>
+        <w:rPr>
+          <w:rFonts w:ascii="Calibri" w:cs="Calibri" w:eastAsia="Calibri" w:hAnsi="Calibri"/>
+          <w:b/>
+          <w:sz w:val="17"/>
+          <w:szCs w:val="17"/>
+        </w:rPr>
+        <w:t xml:space="preserve">Silica gel [M]</w:t>
+      </w:r>
+    </w:p>
+    <w:p>
+      <w:pPr>
+        <w:ind w:left="280"/>
+        <w:spacing w:after="50" w:before="0" w:line="245"/>
+      </w:pPr>
+      <w:r>
+        <w:rPr>
+          <w:rFonts w:ascii="Calibri" w:cs="Calibri" w:eastAsia="Calibri" w:hAnsi="Calibri"/>
+          <w:b/>
+          <w:bCs/>
+          <w:sz w:val="17"/>
+          <w:szCs w:val="17"/>
+        </w:rPr>
+        <w:t xml:space="preserve">16.</w:t>
+      </w:r>
+      <w:r>
+        <w:rPr>
+          <w:rFonts w:ascii="Calibri" w:cs="Calibri" w:eastAsia="Calibri" w:hAnsi="Calibri"/>
+          <w:sz w:val="17"/>
+          <w:szCs w:val="17"/>
+        </w:rPr>
+        <w:t xml:space="preserve">  Inspect it visually. If the colour has moved away from orange, its effectiveness has dropped because it has absorbed moisture.</w:t>
+      </w:r>
+    </w:p>
+    <w:p>
+      <w:pPr>
+        <w:ind w:left="280"/>
+        <w:spacing w:after="50" w:before="0" w:line="245"/>
+      </w:pPr>
+      <w:r>
+        <w:rPr>
+          <w:rFonts w:ascii="Calibri" w:cs="Calibri" w:eastAsia="Calibri" w:hAnsi="Calibri"/>
+          <w:b/>
+          <w:bCs/>
+          <w:sz w:val="17"/>
+          <w:szCs w:val="17"/>
+        </w:rPr>
+        <w:t xml:space="preserve">17.</w:t>
+      </w:r>
+      <w:r>
+        <w:rPr>
+          <w:rFonts w:ascii="Calibri" w:cs="Calibri" w:eastAsia="Calibri" w:hAnsi="Calibri"/>
+          <w:sz w:val="17"/>
+          <w:szCs w:val="17"/>
+        </w:rPr>
+        <w:t xml:space="preserve">  Dry the silica gel in the oven for 2 hours. [CONFIRM] oven temperature is not stated.</w:t>
+      </w:r>
+    </w:p>
+    <w:p>
+      <w:pPr>
+        <w:ind w:left="280"/>
+        <w:spacing w:after="50" w:before="0" w:line="245"/>
+      </w:pPr>
+      <w:r>
+        <w:rPr>
+          <w:rFonts w:ascii="Calibri" w:cs="Calibri" w:eastAsia="Calibri" w:hAnsi="Calibri"/>
+          <w:b/>
+          <w:bCs/>
+          <w:sz w:val="17"/>
+          <w:szCs w:val="17"/>
+        </w:rPr>
+        <w:t xml:space="preserve">18.</w:t>
+      </w:r>
+      <w:r>
+        <w:rPr>
+          <w:rFonts w:ascii="Calibri" w:cs="Calibri" w:eastAsia="Calibri" w:hAnsi="Calibri"/>
+          <w:sz w:val="17"/>
+          <w:szCs w:val="17"/>
+        </w:rPr>
+        <w:t xml:space="preserve">  After drying, check whether the colour returns to orange.</w:t>
+      </w:r>
+    </w:p>
+    <w:p>
+      <w:pPr>
+        <w:ind w:left="280"/>
+        <w:spacing w:after="50" w:before="0" w:line="245"/>
+      </w:pPr>
+      <w:r>
+        <w:rPr>
+          <w:rFonts w:ascii="Calibri" w:cs="Calibri" w:eastAsia="Calibri" w:hAnsi="Calibri"/>
+          <w:b/>
+          <w:bCs/>
+          <w:sz w:val="17"/>
+          <w:szCs w:val="17"/>
+        </w:rPr>
+        <w:t xml:space="preserve">19.</w:t>
+      </w:r>
+      <w:r>
+        <w:rPr>
+          <w:rFonts w:ascii="Calibri" w:cs="Calibri" w:eastAsia="Calibri" w:hAnsi="Calibri"/>
+          <w:sz w:val="17"/>
+          <w:szCs w:val="17"/>
+        </w:rPr>
+        <w:t xml:space="preserve">  If the colour does not change, discard the silica gel.</w:t>
       </w:r>
     </w:p>
     <w:p>
@@ -2390,6 +2865,24 @@
           <w:szCs w:val="17"/>
         </w:rPr>
         <w:t xml:space="preserve">ILS quotation Q0023979 - Class F1 weight set 10 mg to 200 g and GR-200 0.1 mg balance</w:t>
+      </w:r>
+    </w:p>
+    <w:p>
+      <w:pPr>
+        <w:pStyle w:val="ListParagraph"/>
+        <w:numPr>
+          <w:ilvl w:val="0"/>
+          <w:numId w:val="1"/>
+        </w:numPr>
+        <w:spacing w:after="60" w:line="245"/>
+      </w:pPr>
+      <w:r>
+        <w:rPr>
+          <w:rFonts w:ascii="Calibri" w:cs="Calibri" w:eastAsia="Calibri" w:hAnsi="Calibri"/>
+          <w:sz w:val="17"/>
+          <w:szCs w:val="17"/>
+        </w:rPr>
+        <w:t xml:space="preserve">Martabe work instruction 'Testwork QC Expired Reagent' (Indonesian, 28/03/2025) - Part B source</w:t>
       </w:r>
     </w:p>
     <w:sectPr>
